--- a/跨OM組別調貨指引.docx
+++ b/跨OM組別調貨指引.docx
@@ -28,7 +28,7 @@
           <w:b/>
           <w:sz w:val="20"/>
         </w:rPr>
-        <w:t>本指引依據「Safety Stock x NetStock Review」的調貨邏輯編訂，只作作業指引之用。Safety 基準天數（第 5.6 節）自 v1.83.0 起已設為系統預設值，其餘計算邏輯現時無須修改。</w:t>
+        <w:t>本指引依據「Safety Stock x NetStock Review」的調貨邏輯編訂，只作作業指引之用。Safety 基準天數（第 5.6 節）自 v1.83.0 起已設為系統預設值；「90 日 0 零售全數可轉出」的真坐貨準則（規則三除外條款：LM／LLM 有貨、90 天內新品除外）自 v1.94.0 起已內建，其餘計算邏輯現時無須修改。</w:t>
       </w:r>
     </w:p>
     <w:p>
@@ -133,7 +133,7 @@
                 <w:b w:val="0"/>
                 <w:sz w:val="19"/>
               </w:rPr>
-              <w:t>指引（Safety 基準天數預設值已對齊第 5.6 節；其餘系統計算未改）</w:t>
+              <w:t>指引（Safety 基準天數預設值已對齊第 5.6 節；90 日 0 零售真坐貨準則已對齊第 5.3 節規則三）</w:t>
             </w:r>
           </w:p>
         </w:tc>
@@ -171,7 +171,7 @@
                 <w:b w:val="0"/>
                 <w:sz w:val="19"/>
               </w:rPr>
-              <w:t>2026-10-20</w:t>
+              <w:t>2026-10-20（2026-10-29 修訂）</w:t>
             </w:r>
           </w:p>
         </w:tc>
@@ -209,7 +209,7 @@
                 <w:b w:val="0"/>
                 <w:sz w:val="19"/>
               </w:rPr>
-              <w:t>v1.83.0</w:t>
+              <w:t>v1.94.0</w:t>
             </w:r>
           </w:p>
         </w:tc>
@@ -1082,7 +1082,55 @@
                 <w:b w:val="0"/>
                 <w:sz w:val="19"/>
               </w:rPr>
-              <w:t xml:space="preserve"> &gt; 0</w:t>
+              <w:t xml:space="preserve"> &gt; 0；作為「全數可轉出」前提時另須真坐貨——</w:t>
+            </w:r>
+            <w:r>
+              <w:rPr>
+                <w:rFonts w:ascii="Consolas" w:hAnsi="Consolas" w:eastAsia="Consolas"/>
+                <w:b w:val="0"/>
+                <w:sz w:val="18"/>
+              </w:rPr>
+              <w:t>Shop Stock Qty (LM)</w:t>
+            </w:r>
+            <w:r>
+              <w:rPr>
+                <w:rFonts w:ascii="Microsoft JhengHei" w:hAnsi="Microsoft JhengHei" w:eastAsia="Microsoft JhengHei"/>
+                <w:b w:val="0"/>
+                <w:sz w:val="19"/>
+              </w:rPr>
+              <w:t>／</w:t>
+            </w:r>
+            <w:r>
+              <w:rPr>
+                <w:rFonts w:ascii="Consolas" w:hAnsi="Consolas" w:eastAsia="Consolas"/>
+                <w:b w:val="0"/>
+                <w:sz w:val="18"/>
+              </w:rPr>
+              <w:t>Shop Stock Qty (LLM)</w:t>
+            </w:r>
+            <w:r>
+              <w:rPr>
+                <w:rFonts w:ascii="Microsoft JhengHei" w:hAnsi="Microsoft JhengHei" w:eastAsia="Microsoft JhengHei"/>
+                <w:b w:val="0"/>
+                <w:sz w:val="19"/>
+              </w:rPr>
+              <w:t xml:space="preserve"> 欄存在時皆 &gt; 0（M-2／M-1 無貨＝期間剛調入／派貨）、</w:t>
+            </w:r>
+            <w:r>
+              <w:rPr>
+                <w:rFonts w:ascii="Consolas" w:hAnsi="Consolas" w:eastAsia="Consolas"/>
+                <w:b w:val="0"/>
+                <w:sz w:val="18"/>
+              </w:rPr>
+              <w:t>Launch Date</w:t>
+            </w:r>
+            <w:r>
+              <w:rPr>
+                <w:rFonts w:ascii="Microsoft JhengHei" w:hAnsi="Microsoft JhengHei" w:eastAsia="Microsoft JhengHei"/>
+                <w:b w:val="0"/>
+                <w:sz w:val="19"/>
+              </w:rPr>
+              <w:t xml:space="preserve"> 距參考日期 90 天內新品除外（v1.94.0 起）</w:t>
             </w:r>
           </w:p>
         </w:tc>
@@ -2684,7 +2732,15 @@
                 <w:b/>
                 <w:sz w:val="19"/>
               </w:rPr>
-              <w:t>90 日 0 零售且仍有庫存的列，全數庫存可轉出</w:t>
+              <w:t>90 日 0 零售且仍有庫存的真坐貨列（LM／LLM 欄存在時皆 &gt; 0、90 天內新品除外），全數庫存可轉出</w:t>
+            </w:r>
+            <w:r>
+              <w:rPr>
+                <w:rFonts w:ascii="Microsoft JhengHei" w:hAnsi="Microsoft JhengHei" w:eastAsia="Microsoft JhengHei"/>
+                <w:b w:val="0"/>
+                <w:sz w:val="19"/>
+              </w:rPr>
+              <w:t>；0 零售但非真坐貨（期間剛調入／派貨、新品）不作全數轉出，可轉出貨量按 0 計（v1.94.0 起）</w:t>
             </w:r>
           </w:p>
         </w:tc>
@@ -8315,7 +8371,7 @@
       <w:tr>
         <w:tc>
           <w:tcPr>
-            <w:tcW w:type="dxa" w:w="2394"/>
+            <w:tcW w:type="dxa" w:w="2364"/>
             <w:shd w:val="clear" w:color="auto" w:fill="E4EEF5"/>
           </w:tcPr>
           <w:p>
@@ -8335,7 +8391,7 @@
         </w:tc>
         <w:tc>
           <w:tcPr>
-            <w:tcW w:type="dxa" w:w="3560"/>
+            <w:tcW w:type="dxa" w:w="3637"/>
             <w:shd w:val="clear" w:color="auto" w:fill="E4EEF5"/>
           </w:tcPr>
           <w:p>
@@ -8355,7 +8411,7 @@
         </w:tc>
         <w:tc>
           <w:tcPr>
-            <w:tcW w:type="dxa" w:w="3683"/>
+            <w:tcW w:type="dxa" w:w="3637"/>
             <w:shd w:val="clear" w:color="auto" w:fill="E4EEF5"/>
           </w:tcPr>
           <w:p>
@@ -8377,7 +8433,7 @@
       <w:tr>
         <w:tc>
           <w:tcPr>
-            <w:tcW w:type="dxa" w:w="2394"/>
+            <w:tcW w:type="dxa" w:w="2364"/>
           </w:tcPr>
           <w:p>
             <w:pPr>
@@ -8395,7 +8451,7 @@
         </w:tc>
         <w:tc>
           <w:tcPr>
-            <w:tcW w:type="dxa" w:w="3560"/>
+            <w:tcW w:type="dxa" w:w="3637"/>
           </w:tcPr>
           <w:p>
             <w:pPr>
@@ -8413,7 +8469,7 @@
         </w:tc>
         <w:tc>
           <w:tcPr>
-            <w:tcW w:type="dxa" w:w="3683"/>
+            <w:tcW w:type="dxa" w:w="3637"/>
           </w:tcPr>
           <w:p>
             <w:pPr>
@@ -8433,7 +8489,7 @@
       <w:tr>
         <w:tc>
           <w:tcPr>
-            <w:tcW w:type="dxa" w:w="2394"/>
+            <w:tcW w:type="dxa" w:w="2364"/>
           </w:tcPr>
           <w:p>
             <w:pPr>
@@ -8451,7 +8507,7 @@
         </w:tc>
         <w:tc>
           <w:tcPr>
-            <w:tcW w:type="dxa" w:w="3560"/>
+            <w:tcW w:type="dxa" w:w="3637"/>
           </w:tcPr>
           <w:p>
             <w:pPr>
@@ -8469,7 +8525,7 @@
         </w:tc>
         <w:tc>
           <w:tcPr>
-            <w:tcW w:type="dxa" w:w="3683"/>
+            <w:tcW w:type="dxa" w:w="3637"/>
           </w:tcPr>
           <w:p>
             <w:pPr>
@@ -8489,7 +8545,7 @@
       <w:tr>
         <w:tc>
           <w:tcPr>
-            <w:tcW w:type="dxa" w:w="2394"/>
+            <w:tcW w:type="dxa" w:w="2364"/>
           </w:tcPr>
           <w:p>
             <w:pPr>
@@ -8507,7 +8563,7 @@
         </w:tc>
         <w:tc>
           <w:tcPr>
-            <w:tcW w:type="dxa" w:w="3560"/>
+            <w:tcW w:type="dxa" w:w="3637"/>
           </w:tcPr>
           <w:p>
             <w:pPr>
@@ -8519,13 +8575,13 @@
                 <w:b w:val="0"/>
                 <w:sz w:val="19"/>
               </w:rPr>
-              <w:t>0 零售有庫存者「全數可轉出」；「ND 退場」提示</w:t>
+              <w:t>0 零售有庫存者「全數可轉出」（須為真坐貨：LM／LLM 欄存在時皆 &gt; 0、90 天內新品除外，v1.94.0 起）；「ND 退場」提示</w:t>
             </w:r>
           </w:p>
         </w:tc>
         <w:tc>
           <w:tcPr>
-            <w:tcW w:type="dxa" w:w="3683"/>
+            <w:tcW w:type="dxa" w:w="3637"/>
           </w:tcPr>
           <w:p>
             <w:pPr>
@@ -8537,7 +8593,7 @@
                 <w:b w:val="0"/>
                 <w:sz w:val="19"/>
               </w:rPr>
-              <w:t>全數轉出已內建；「優先層級」與「同步轉 ND」屬指引要求，系統未內建</w:t>
+              <w:t>全數轉出及其除外條款已內建；「優先層級」與「同步轉 ND」屬指引要求，系統未內建</w:t>
             </w:r>
           </w:p>
         </w:tc>
@@ -8545,7 +8601,7 @@
       <w:tr>
         <w:tc>
           <w:tcPr>
-            <w:tcW w:type="dxa" w:w="2394"/>
+            <w:tcW w:type="dxa" w:w="2364"/>
           </w:tcPr>
           <w:p>
             <w:pPr>
@@ -8563,7 +8619,7 @@
         </w:tc>
         <w:tc>
           <w:tcPr>
-            <w:tcW w:type="dxa" w:w="3560"/>
+            <w:tcW w:type="dxa" w:w="3637"/>
           </w:tcPr>
           <w:p>
             <w:pPr>
@@ -8581,7 +8637,7 @@
         </w:tc>
         <w:tc>
           <w:tcPr>
-            <w:tcW w:type="dxa" w:w="3683"/>
+            <w:tcW w:type="dxa" w:w="3637"/>
           </w:tcPr>
           <w:p>
             <w:pPr>
@@ -8609,7 +8665,7 @@
       <w:tr>
         <w:tc>
           <w:tcPr>
-            <w:tcW w:type="dxa" w:w="2394"/>
+            <w:tcW w:type="dxa" w:w="2364"/>
           </w:tcPr>
           <w:p>
             <w:pPr>
@@ -8627,7 +8683,7 @@
         </w:tc>
         <w:tc>
           <w:tcPr>
-            <w:tcW w:type="dxa" w:w="3560"/>
+            <w:tcW w:type="dxa" w:w="3637"/>
           </w:tcPr>
           <w:p>
             <w:pPr>
@@ -8645,7 +8701,7 @@
         </w:tc>
         <w:tc>
           <w:tcPr>
-            <w:tcW w:type="dxa" w:w="3683"/>
+            <w:tcW w:type="dxa" w:w="3637"/>
           </w:tcPr>
           <w:p>
             <w:pPr>
@@ -8665,7 +8721,7 @@
       <w:tr>
         <w:tc>
           <w:tcPr>
-            <w:tcW w:type="dxa" w:w="2394"/>
+            <w:tcW w:type="dxa" w:w="2364"/>
           </w:tcPr>
           <w:p>
             <w:pPr>
@@ -8683,7 +8739,7 @@
         </w:tc>
         <w:tc>
           <w:tcPr>
-            <w:tcW w:type="dxa" w:w="3560"/>
+            <w:tcW w:type="dxa" w:w="3637"/>
           </w:tcPr>
           <w:p>
             <w:pPr>
@@ -8701,7 +8757,7 @@
         </w:tc>
         <w:tc>
           <w:tcPr>
-            <w:tcW w:type="dxa" w:w="3683"/>
+            <w:tcW w:type="dxa" w:w="3637"/>
           </w:tcPr>
           <w:p>
             <w:pPr>
